--- a/知识点汇总（保研）/En-oral.docx
+++ b/知识点汇总（保研）/En-oral.docx
@@ -1,23 +1,120 @@
 
 <file path=word/document.xml><?xml version="1.0" encoding="utf-8"?>
-<w:document xmlns:wpc="http://schemas.microsoft.com/office/word/2010/wordprocessingCanvas" xmlns:mc="http://schemas.openxmlformats.org/markup-compatibility/2006" xmlns:o="urn:schemas-microsoft-com:office:office" xmlns:r="http://schemas.openxmlformats.org/officeDocument/2006/relationships" xmlns:m="http://schemas.openxmlformats.org/officeDocument/2006/math" xmlns:v="urn:schemas-microsoft-com:vml" xmlns:wp14="http://schemas.microsoft.com/office/word/2010/wordprocessingDrawing" xmlns:wp="http://schemas.openxmlformats.org/drawingml/2006/wordprocessingDrawing" xmlns:w="http://schemas.openxmlformats.org/wordprocessingml/2006/main" xmlns:w14="http://schemas.microsoft.com/office/word/2010/wordml" xmlns:w10="urn:schemas-microsoft-com:office:word" xmlns:w15="http://schemas.microsoft.com/office/word/2012/wordml" xmlns:wpg="http://schemas.microsoft.com/office/word/2010/wordprocessingGroup" xmlns:wpi="http://schemas.microsoft.com/office/word/2010/wordprocessingInk" xmlns:wne="http://schemas.microsoft.com/office/word/2006/wordml" xmlns:wps="http://schemas.microsoft.com/office/word/2010/wordprocessingShape" xmlns:wpsCustomData="http://www.wps.cn/officeDocument/2013/wpsCustomData" mc:Ignorable="w14 w15 wp14">
+<w:document xmlns:wpc="http://schemas.microsoft.com/office/word/2010/wordprocessingCanvas" xmlns:cx="http://schemas.microsoft.com/office/drawing/2014/chartex" xmlns:cx1="http://schemas.microsoft.com/office/drawing/2015/9/8/chartex" xmlns:cx2="http://schemas.microsoft.com/office/drawing/2015/10/21/chartex" xmlns:cx3="http://schemas.microsoft.com/office/drawing/2016/5/9/chartex" xmlns:cx4="http://schemas.microsoft.com/office/drawing/2016/5/10/chartex" xmlns:cx5="http://schemas.microsoft.com/office/drawing/2016/5/11/chartex" xmlns:cx6="http://schemas.microsoft.com/office/drawing/2016/5/12/chartex" xmlns:cx7="http://schemas.microsoft.com/office/drawing/2016/5/13/chartex" xmlns:cx8="http://schemas.microsoft.com/office/drawing/2016/5/14/chartex" xmlns:mc="http://schemas.openxmlformats.org/markup-compatibility/2006" xmlns:o="urn:schemas-microsoft-com:office:office" xmlns:r="http://schemas.openxmlformats.org/officeDocument/2006/relationships" xmlns:m="http://schemas.openxmlformats.org/officeDocument/2006/math" xmlns:v="urn:schemas-microsoft-com:vml" xmlns:wp14="http://schemas.microsoft.com/office/word/2010/wordprocessingDrawing" xmlns:wp="http://schemas.openxmlformats.org/drawingml/2006/wordprocessingDrawing" xmlns:w="http://schemas.openxmlformats.org/wordprocessingml/2006/main" xmlns:w14="http://schemas.microsoft.com/office/word/2010/wordml" xmlns:w10="urn:schemas-microsoft-com:office:word" xmlns:w15="http://schemas.microsoft.com/office/word/2012/wordml" xmlns:wpg="http://schemas.microsoft.com/office/word/2010/wordprocessingGroup" xmlns:wpi="http://schemas.microsoft.com/office/word/2010/wordprocessingInk" xmlns:wne="http://schemas.microsoft.com/office/word/2006/wordml" xmlns:wps="http://schemas.microsoft.com/office/word/2010/wordprocessingShape" xmlns:wpsCustomData="http://www.wps.cn/officeDocument/2013/wpsCustomData" mc:Ignorable="w14 w15 wp14">
   <w:body>
     <w:p>
       <w:pPr>
-        <w:rPr>
-          <w:rFonts w:hint="default" w:ascii="Times New Roman" w:hAnsi="Times New Roman" w:eastAsia="宋体" w:cs="Times New Roman"/>
-          <w:sz w:val="24"/>
-          <w:szCs w:val="24"/>
-          <w:lang w:val="en-US" w:eastAsia="zh-CN"/>
-        </w:rPr>
-      </w:pPr>
-      <w:r>
-        <w:rPr>
-          <w:rFonts w:hint="default" w:ascii="Times New Roman" w:hAnsi="Times New Roman" w:eastAsia="宋体" w:cs="Times New Roman"/>
-          <w:sz w:val="24"/>
-          <w:szCs w:val="24"/>
-        </w:rPr>
-        <w:t>My name is Zhan Yongting, and I'm currently a third-year undergraduate majoring in Automation at Harbin Institute of Technology, Shenzhen. My overall GPA is 3.903 out of 4.0, ranking 6th out of 180 students in my major</w:t>
+        <w:pStyle w:val="4"/>
+        <w:keepNext w:val="0"/>
+        <w:keepLines w:val="0"/>
+        <w:widowControl/>
+        <w:suppressLineNumbers w:val="0"/>
+        <w:rPr>
+          <w:rFonts w:hint="default" w:ascii="Times New Roman" w:hAnsi="Times New Roman" w:eastAsia="宋体" w:cs="Times New Roman"/>
+          <w:sz w:val="24"/>
+          <w:szCs w:val="24"/>
+          <w:lang w:val="en-US" w:eastAsia="zh-CN"/>
+        </w:rPr>
+      </w:pPr>
+      <w:r>
+        <w:rPr>
+          <w:rFonts w:hint="default" w:ascii="Times New Roman" w:hAnsi="Times New Roman" w:eastAsia="宋体" w:cs="Times New Roman"/>
+          <w:sz w:val="24"/>
+          <w:szCs w:val="24"/>
+        </w:rPr>
+        <w:t xml:space="preserve">My name is Zhan Yongting, and I'm currently a third-year undergraduate majoring in Automation at Harbin Institute of Technology, Shenzhen. </w:t>
+      </w:r>
+      <w:r>
+        <w:rPr>
+          <w:rFonts w:hint="default" w:ascii="Times New Roman" w:hAnsi="Times New Roman" w:eastAsia="宋体" w:cs="Times New Roman"/>
+          <w:sz w:val="24"/>
+          <w:szCs w:val="24"/>
+          <w:lang w:val="en-US" w:eastAsia="zh-CN"/>
+        </w:rPr>
+        <w:t>I come from Chaozhou in Guangdong Province.</w:t>
+      </w:r>
+      <w:r>
+        <w:rPr>
+          <w:rFonts w:hint="default" w:ascii="Times New Roman" w:hAnsi="Times New Roman" w:cs="Times New Roman"/>
+        </w:rPr>
+        <w:t>I’m an outgoing person, and in my free time, I enjoy playing badminton or the piano.</w:t>
+      </w:r>
+      <w:r>
+        <w:rPr>
+          <w:rFonts w:hint="default" w:ascii="Times New Roman" w:hAnsi="Times New Roman" w:eastAsia="宋体" w:cs="Times New Roman"/>
+          <w:sz w:val="24"/>
+          <w:szCs w:val="24"/>
+        </w:rPr>
+        <w:t>My main research interest is embodied intelligence,</w:t>
+      </w:r>
+      <w:r>
+        <w:rPr>
+          <w:rFonts w:hint="default" w:ascii="Times New Roman" w:hAnsi="Times New Roman" w:eastAsia="宋体" w:cs="Times New Roman"/>
+          <w:sz w:val="24"/>
+          <w:szCs w:val="24"/>
+          <w:lang w:val="en-US" w:eastAsia="zh-CN"/>
+        </w:rPr>
+        <w:t xml:space="preserve"> Reinforcement learning and so on.</w:t>
+      </w:r>
+    </w:p>
+    <w:p>
+      <w:pPr>
+        <w:rPr>
+          <w:rFonts w:hint="default" w:ascii="Times New Roman" w:hAnsi="Times New Roman" w:eastAsia="宋体" w:cs="Times New Roman"/>
+          <w:sz w:val="24"/>
+          <w:szCs w:val="24"/>
+        </w:rPr>
+      </w:pPr>
+    </w:p>
+    <w:p>
+      <w:pPr>
+        <w:rPr>
+          <w:rFonts w:hint="default" w:ascii="Times New Roman" w:hAnsi="Times New Roman" w:eastAsia="宋体" w:cs="Times New Roman"/>
+          <w:sz w:val="24"/>
+          <w:szCs w:val="24"/>
+        </w:rPr>
+      </w:pPr>
+      <w:r>
+        <w:rPr>
+          <w:rFonts w:hint="default" w:ascii="Times New Roman" w:hAnsi="Times New Roman" w:eastAsia="宋体" w:cs="Times New Roman"/>
+          <w:sz w:val="24"/>
+          <w:szCs w:val="24"/>
+        </w:rPr>
+        <w:t>My overall GPA is 3.</w:t>
+      </w:r>
+      <w:r>
+        <w:rPr>
+          <w:rFonts w:hint="default" w:ascii="Times New Roman" w:hAnsi="Times New Roman" w:eastAsia="宋体" w:cs="Times New Roman"/>
+          <w:sz w:val="24"/>
+          <w:szCs w:val="24"/>
+          <w:lang w:val="en-US" w:eastAsia="zh-CN"/>
+        </w:rPr>
+        <w:t>897</w:t>
+      </w:r>
+      <w:r>
+        <w:rPr>
+          <w:rFonts w:hint="default" w:ascii="Times New Roman" w:hAnsi="Times New Roman" w:eastAsia="宋体" w:cs="Times New Roman"/>
+          <w:sz w:val="24"/>
+          <w:szCs w:val="24"/>
+        </w:rPr>
+        <w:t xml:space="preserve"> out of 4.0, ranking </w:t>
+      </w:r>
+      <w:r>
+        <w:rPr>
+          <w:rFonts w:hint="default" w:ascii="Times New Roman" w:hAnsi="Times New Roman" w:eastAsia="宋体" w:cs="Times New Roman"/>
+          <w:sz w:val="24"/>
+          <w:szCs w:val="24"/>
+          <w:lang w:val="en-US" w:eastAsia="zh-CN"/>
+        </w:rPr>
+        <w:t>7</w:t>
+      </w:r>
+      <w:r>
+        <w:rPr>
+          <w:rFonts w:hint="default" w:ascii="Times New Roman" w:hAnsi="Times New Roman" w:eastAsia="宋体" w:cs="Times New Roman"/>
+          <w:sz w:val="24"/>
+          <w:szCs w:val="24"/>
+        </w:rPr>
+        <w:t>th out of 180 students in my major</w:t>
       </w:r>
       <w:r>
         <w:rPr>
@@ -39,6 +136,53 @@
     </w:p>
     <w:p>
       <w:pPr>
+        <w:pStyle w:val="4"/>
+        <w:keepNext w:val="0"/>
+        <w:keepLines w:val="0"/>
+        <w:widowControl/>
+        <w:suppressLineNumbers w:val="0"/>
+        <w:rPr>
+          <w:rFonts w:hint="default" w:ascii="Times New Roman" w:hAnsi="Times New Roman" w:eastAsia="宋体" w:cs="Times New Roman"/>
+          <w:sz w:val="24"/>
+          <w:szCs w:val="24"/>
+          <w:lang w:val="en-US" w:eastAsia="zh-CN"/>
+        </w:rPr>
+      </w:pPr>
+      <w:r>
+        <w:rPr>
+          <w:rFonts w:hint="default" w:ascii="Times New Roman" w:hAnsi="Times New Roman" w:cs="Times New Roman"/>
+        </w:rPr>
+        <w:t xml:space="preserve">I come from a happy family. My father </w:t>
+      </w:r>
+      <w:r>
+        <w:rPr>
+          <w:rFonts w:hint="default" w:ascii="Times New Roman" w:hAnsi="Times New Roman" w:cs="Times New Roman"/>
+          <w:lang w:val="en-US" w:eastAsia="zh-CN"/>
+        </w:rPr>
+        <w:t>works as</w:t>
+      </w:r>
+      <w:r>
+        <w:rPr>
+          <w:rFonts w:hint="default" w:ascii="Times New Roman" w:hAnsi="Times New Roman" w:cs="Times New Roman"/>
+        </w:rPr>
+        <w:t xml:space="preserve"> a </w:t>
+      </w:r>
+      <w:r>
+        <w:rPr>
+          <w:rFonts w:hint="default" w:ascii="Times New Roman" w:hAnsi="Times New Roman" w:cs="Times New Roman"/>
+          <w:lang w:val="en-US" w:eastAsia="zh-CN"/>
+        </w:rPr>
+        <w:t>f</w:t>
+      </w:r>
+      <w:r>
+        <w:rPr>
+          <w:rFonts w:hint="default" w:ascii="Times New Roman" w:hAnsi="Times New Roman" w:cs="Times New Roman"/>
+        </w:rPr>
+        <w:t>irefighter, and my mother is a middle school teacher. I am an only child, and my parents have always been very supportive of both my academic pursuits and my interests.</w:t>
+      </w:r>
+    </w:p>
+    <w:p>
+      <w:pPr>
         <w:rPr>
           <w:rFonts w:hint="default" w:ascii="Times New Roman" w:hAnsi="Times New Roman" w:eastAsia="宋体" w:cs="Times New Roman"/>
           <w:sz w:val="24"/>
@@ -73,12 +217,25 @@
     </w:p>
     <w:p>
       <w:pPr>
-        <w:rPr>
-          <w:rFonts w:hint="default" w:ascii="Times New Roman" w:hAnsi="Times New Roman" w:eastAsia="宋体" w:cs="Times New Roman"/>
-          <w:sz w:val="24"/>
-          <w:szCs w:val="24"/>
-        </w:rPr>
-      </w:pPr>
+        <w:pStyle w:val="4"/>
+        <w:keepNext w:val="0"/>
+        <w:keepLines w:val="0"/>
+        <w:widowControl/>
+        <w:suppressLineNumbers w:val="0"/>
+        <w:rPr>
+          <w:rFonts w:hint="default" w:ascii="Times New Roman" w:hAnsi="Times New Roman" w:eastAsia="宋体" w:cs="Times New Roman"/>
+          <w:b/>
+          <w:bCs/>
+          <w:sz w:val="24"/>
+          <w:szCs w:val="24"/>
+        </w:rPr>
+      </w:pPr>
+      <w:r>
+        <w:rPr>
+          <w:rFonts w:hint="default" w:ascii="Times New Roman" w:hAnsi="Times New Roman" w:cs="Times New Roman"/>
+        </w:rPr>
+        <w:t>In this project, I collected and processed data, trained models, and gained an understanding of how a research project is carried out.</w:t>
+      </w:r>
     </w:p>
     <w:p>
       <w:pPr>
@@ -582,6 +739,50 @@
     <w:p>
       <w:pPr>
         <w:rPr>
+          <w:rFonts w:hint="default" w:ascii="Times New Roman" w:hAnsi="Times New Roman" w:cs="Times New Roman" w:eastAsiaTheme="minorEastAsia"/>
+          <w:sz w:val="24"/>
+          <w:szCs w:val="24"/>
+          <w:lang w:val="en-US" w:eastAsia="zh-CN"/>
+        </w:rPr>
+      </w:pPr>
+      <w:r>
+        <w:rPr>
+          <w:rFonts w:hint="default" w:ascii="Times New Roman" w:hAnsi="Times New Roman" w:eastAsia="宋体" w:cs="Times New Roman"/>
+          <w:sz w:val="24"/>
+          <w:szCs w:val="24"/>
+        </w:rPr>
+        <w:t>"I think my strongest advantage is that</w:t>
+      </w:r>
+      <w:r>
+        <w:rPr>
+          <w:rFonts w:hint="default" w:ascii="Times New Roman" w:hAnsi="Times New Roman" w:eastAsia="宋体" w:cs="Times New Roman"/>
+          <w:sz w:val="24"/>
+          <w:szCs w:val="24"/>
+          <w:lang w:val="en-US" w:eastAsia="zh-CN"/>
+        </w:rPr>
+        <w:t xml:space="preserve"> </w:t>
+      </w:r>
+      <w:r>
+        <w:rPr>
+          <w:rFonts w:hint="default" w:ascii="Times New Roman" w:hAnsi="Times New Roman" w:cs="Times New Roman"/>
+          <w:sz w:val="24"/>
+          <w:szCs w:val="24"/>
+        </w:rPr>
+        <w:t>my background combines a solid foundation in control theory and embedded systems with hands-on experience in modern learning-based robotics</w:t>
+      </w:r>
+      <w:r>
+        <w:rPr>
+          <w:rFonts w:hint="default" w:ascii="Times New Roman" w:hAnsi="Times New Roman" w:cs="Times New Roman"/>
+          <w:sz w:val="24"/>
+          <w:szCs w:val="24"/>
+          <w:lang w:val="en-US" w:eastAsia="zh-CN"/>
+        </w:rPr>
+        <w:t>,which help me to do better in my future research project.</w:t>
+      </w:r>
+    </w:p>
+    <w:p>
+      <w:pPr>
+        <w:rPr>
           <w:rFonts w:hint="default" w:ascii="Times New Roman" w:hAnsi="Times New Roman" w:eastAsia="宋体" w:cs="Times New Roman"/>
           <w:sz w:val="24"/>
           <w:szCs w:val="24"/>
@@ -675,6 +876,54 @@
           <w:szCs w:val="24"/>
           <w:lang w:val="en-US" w:eastAsia="zh-CN"/>
         </w:rPr>
+        <w:t xml:space="preserve"> I am outgoing and patient, and I love to make more friends in daily life, uh but sometimes I may get anxious over the things that have not happened</w:t>
+      </w:r>
+    </w:p>
+    <w:p>
+      <w:pPr>
+        <w:rPr>
+          <w:rFonts w:hint="default" w:ascii="Times New Roman" w:hAnsi="Times New Roman" w:eastAsia="宋体" w:cs="Times New Roman"/>
+          <w:sz w:val="24"/>
+          <w:szCs w:val="24"/>
+          <w:lang w:val="en-US" w:eastAsia="zh-CN"/>
+        </w:rPr>
+      </w:pPr>
+      <w:r>
+        <w:rPr>
+          <w:rFonts w:hint="eastAsia" w:ascii="Times New Roman" w:hAnsi="Times New Roman" w:eastAsia="宋体" w:cs="Times New Roman"/>
+          <w:sz w:val="24"/>
+          <w:szCs w:val="24"/>
+          <w:lang w:val="en-US" w:eastAsia="zh-CN"/>
+        </w:rPr>
+        <w:t>But I usually calm down and find a way out quickly.</w:t>
+      </w:r>
+    </w:p>
+    <w:p>
+      <w:pPr>
+        <w:rPr>
+          <w:rFonts w:hint="default" w:ascii="Times New Roman" w:hAnsi="Times New Roman" w:eastAsia="宋体" w:cs="Times New Roman"/>
+          <w:sz w:val="24"/>
+          <w:szCs w:val="24"/>
+          <w:lang w:val="en-US" w:eastAsia="zh-CN"/>
+        </w:rPr>
+      </w:pPr>
+    </w:p>
+    <w:p>
+      <w:pPr>
+        <w:rPr>
+          <w:rFonts w:hint="default" w:ascii="Times New Roman" w:hAnsi="Times New Roman" w:eastAsia="宋体" w:cs="Times New Roman"/>
+          <w:sz w:val="24"/>
+          <w:szCs w:val="24"/>
+          <w:lang w:val="en-US" w:eastAsia="zh-CN"/>
+        </w:rPr>
+      </w:pPr>
+      <w:r>
+        <w:rPr>
+          <w:rFonts w:hint="default" w:ascii="Times New Roman" w:hAnsi="Times New Roman" w:eastAsia="宋体" w:cs="Times New Roman"/>
+          <w:sz w:val="24"/>
+          <w:szCs w:val="24"/>
+          <w:lang w:val="en-US" w:eastAsia="zh-CN"/>
+        </w:rPr>
         <w:t>What motivates you most</w:t>
       </w:r>
     </w:p>
@@ -689,326 +938,110 @@
       </w:pPr>
       <w:r>
         <w:rPr>
-          <w:rFonts w:hint="default" w:ascii="Times New Roman" w:hAnsi="Times New Roman" w:eastAsia="宋体" w:cs="Times New Roman"/>
-          <w:sz w:val="24"/>
-          <w:szCs w:val="24"/>
-          <w:lang w:val="en-US" w:eastAsia="zh-CN"/>
-        </w:rPr>
-        <w:t>Decribe a moment that you work under stress</w:t>
-      </w:r>
-    </w:p>
-    <w:p>
-      <w:pPr>
-        <w:rPr>
-          <w:rFonts w:hint="default" w:ascii="Times New Roman" w:hAnsi="Times New Roman" w:eastAsia="宋体" w:cs="Times New Roman"/>
-          <w:sz w:val="24"/>
-          <w:szCs w:val="24"/>
-          <w:lang w:val="en-US" w:eastAsia="zh-CN"/>
-        </w:rPr>
-      </w:pPr>
-      <w:r>
-        <w:rPr>
-          <w:rFonts w:hint="default" w:ascii="Times New Roman" w:hAnsi="Times New Roman" w:eastAsia="宋体" w:cs="Times New Roman"/>
-          <w:sz w:val="24"/>
-          <w:szCs w:val="24"/>
-          <w:lang w:val="en-US" w:eastAsia="zh-CN"/>
-        </w:rPr>
-        <w:t>What have you learned from the xxx</w:t>
-      </w:r>
-    </w:p>
-    <w:p>
-      <w:pPr>
-        <w:rPr>
-          <w:rFonts w:hint="default" w:ascii="Times New Roman" w:hAnsi="Times New Roman" w:eastAsia="宋体" w:cs="Times New Roman"/>
-          <w:sz w:val="24"/>
-          <w:szCs w:val="24"/>
-          <w:lang w:val="en-US" w:eastAsia="zh-CN"/>
-        </w:rPr>
-      </w:pPr>
-      <w:r>
-        <w:rPr>
-          <w:rFonts w:hint="default" w:ascii="Times New Roman" w:hAnsi="Times New Roman" w:eastAsia="宋体" w:cs="Times New Roman"/>
-          <w:sz w:val="24"/>
-          <w:szCs w:val="24"/>
-          <w:lang w:val="en-US" w:eastAsia="zh-CN"/>
-        </w:rPr>
-        <w:t>Future plan \what to do in future five years \职业规划</w:t>
-      </w:r>
-    </w:p>
-    <w:p>
-      <w:pPr>
-        <w:rPr>
-          <w:rFonts w:hint="default" w:ascii="Times New Roman" w:hAnsi="Times New Roman" w:eastAsia="宋体" w:cs="Times New Roman"/>
-          <w:sz w:val="24"/>
-          <w:szCs w:val="24"/>
-          <w:lang w:val="en-US" w:eastAsia="zh-CN"/>
-        </w:rPr>
-      </w:pPr>
-      <w:r>
-        <w:rPr>
-          <w:rFonts w:hint="default" w:ascii="Times New Roman" w:hAnsi="Times New Roman" w:eastAsia="宋体" w:cs="Times New Roman"/>
-          <w:sz w:val="24"/>
-          <w:szCs w:val="24"/>
-          <w:lang w:val="en-US" w:eastAsia="zh-CN"/>
-        </w:rPr>
-        <w:t>Describe : solve a tough problem by yourself</w:t>
-      </w:r>
-    </w:p>
-    <w:p>
-      <w:pPr>
-        <w:rPr>
-          <w:rFonts w:hint="default" w:ascii="Times New Roman" w:hAnsi="Times New Roman" w:eastAsia="宋体" w:cs="Times New Roman"/>
-          <w:sz w:val="24"/>
-          <w:szCs w:val="24"/>
-          <w:lang w:val="en-US" w:eastAsia="zh-CN"/>
-        </w:rPr>
-      </w:pPr>
-      <w:r>
-        <w:rPr>
-          <w:rFonts w:hint="default" w:ascii="Times New Roman" w:hAnsi="Times New Roman" w:eastAsia="宋体" w:cs="Times New Roman"/>
-          <w:sz w:val="24"/>
-          <w:szCs w:val="24"/>
-          <w:lang w:val="en-US" w:eastAsia="zh-CN"/>
-        </w:rPr>
-        <w:t>运动控制代码</w:t>
-      </w:r>
-    </w:p>
-    <w:p>
-      <w:pPr>
-        <w:rPr>
-          <w:rFonts w:hint="default" w:ascii="Times New Roman" w:hAnsi="Times New Roman" w:eastAsia="宋体" w:cs="Times New Roman"/>
-          <w:sz w:val="24"/>
-          <w:szCs w:val="24"/>
-          <w:lang w:val="en-US" w:eastAsia="zh-CN"/>
-        </w:rPr>
-      </w:pPr>
-    </w:p>
-    <w:p>
-      <w:pPr>
-        <w:rPr>
-          <w:rFonts w:hint="default" w:ascii="Times New Roman" w:hAnsi="Times New Roman" w:eastAsia="宋体" w:cs="Times New Roman"/>
-          <w:sz w:val="24"/>
-          <w:szCs w:val="24"/>
-          <w:lang w:val="en-US" w:eastAsia="zh-CN"/>
-        </w:rPr>
-      </w:pPr>
-      <w:r>
-        <w:rPr>
-          <w:rFonts w:hint="default" w:ascii="Times New Roman" w:hAnsi="Times New Roman" w:eastAsia="宋体" w:cs="Times New Roman"/>
-          <w:sz w:val="24"/>
-          <w:szCs w:val="24"/>
-          <w:lang w:val="en-US" w:eastAsia="zh-CN"/>
-        </w:rPr>
-        <w:t xml:space="preserve"> What can you contribute </w:t>
-      </w:r>
-    </w:p>
-    <w:p>
-      <w:pPr>
-        <w:rPr>
-          <w:rFonts w:hint="default" w:ascii="Times New Roman" w:hAnsi="Times New Roman" w:eastAsia="宋体" w:cs="Times New Roman"/>
-          <w:sz w:val="24"/>
-          <w:szCs w:val="24"/>
-          <w:lang w:val="en-US" w:eastAsia="zh-CN"/>
-        </w:rPr>
-      </w:pPr>
-      <w:r>
-        <w:rPr>
-          <w:rFonts w:hint="default" w:ascii="Times New Roman" w:hAnsi="Times New Roman" w:eastAsia="宋体" w:cs="Times New Roman"/>
-          <w:sz w:val="24"/>
-          <w:szCs w:val="24"/>
-          <w:lang w:val="en-US" w:eastAsia="zh-CN"/>
-        </w:rPr>
-        <w:t>My failure</w:t>
-      </w:r>
-    </w:p>
-    <w:p>
-      <w:pPr>
-        <w:rPr>
-          <w:rFonts w:hint="default" w:ascii="Times New Roman" w:hAnsi="Times New Roman" w:eastAsia="宋体" w:cs="Times New Roman"/>
-          <w:sz w:val="24"/>
-          <w:szCs w:val="24"/>
-        </w:rPr>
-      </w:pPr>
-      <w:r>
-        <w:rPr>
-          <w:rFonts w:hint="default" w:ascii="Times New Roman" w:hAnsi="Times New Roman" w:eastAsia="宋体" w:cs="Times New Roman"/>
-          <w:sz w:val="24"/>
-          <w:szCs w:val="24"/>
-          <w:lang w:val="en-US" w:eastAsia="zh-CN"/>
-        </w:rPr>
-        <w:t xml:space="preserve"> </w:t>
-      </w:r>
-      <w:r>
-        <w:rPr>
-          <w:rFonts w:hint="default" w:ascii="Times New Roman" w:hAnsi="Times New Roman" w:eastAsia="宋体" w:cs="Times New Roman"/>
-          <w:sz w:val="24"/>
-          <w:szCs w:val="24"/>
-        </w:rPr>
-        <w:t>" In the National Undergraduate Electronics Design Contest, we had to finish a project within three days. We struggled with the PID tuning, but kept trying. In the end, we only completed a small part and got a low score."</w:t>
-      </w:r>
-    </w:p>
-    <w:p>
-      <w:pPr>
-        <w:rPr>
-          <w:rFonts w:hint="default" w:ascii="Times New Roman" w:hAnsi="Times New Roman" w:eastAsia="宋体" w:cs="Times New Roman"/>
-          <w:sz w:val="24"/>
-          <w:szCs w:val="24"/>
-          <w:lang w:val="en-US" w:eastAsia="zh-CN"/>
-        </w:rPr>
-      </w:pPr>
-      <w:r>
-        <w:rPr>
-          <w:rFonts w:hint="default" w:ascii="Times New Roman" w:hAnsi="Times New Roman" w:eastAsia="宋体" w:cs="Times New Roman"/>
-          <w:sz w:val="24"/>
-          <w:szCs w:val="24"/>
-          <w:lang w:val="en-US" w:eastAsia="zh-CN"/>
-        </w:rPr>
-        <w:t>What have you learned</w:t>
-      </w:r>
-    </w:p>
-    <w:p>
-      <w:pPr>
-        <w:rPr>
-          <w:rFonts w:hint="default" w:ascii="Times New Roman" w:hAnsi="Times New Roman" w:eastAsia="宋体" w:cs="Times New Roman"/>
-          <w:sz w:val="24"/>
-          <w:szCs w:val="24"/>
-          <w:lang w:val="en-US" w:eastAsia="zh-CN"/>
-        </w:rPr>
-      </w:pPr>
-      <w:r>
-        <w:rPr>
-          <w:rFonts w:hint="default" w:ascii="Times New Roman" w:hAnsi="Times New Roman" w:eastAsia="宋体" w:cs="Times New Roman"/>
-          <w:sz w:val="24"/>
-          <w:szCs w:val="24"/>
-          <w:lang w:val="en-US" w:eastAsia="zh-CN"/>
-        </w:rPr>
-        <w:t xml:space="preserve">What skill do you want to get  what will you do </w:t>
-      </w:r>
-    </w:p>
-    <w:p>
-      <w:pPr>
-        <w:rPr>
-          <w:rFonts w:hint="default" w:ascii="Times New Roman" w:hAnsi="Times New Roman" w:eastAsia="宋体" w:cs="Times New Roman"/>
-          <w:sz w:val="24"/>
-          <w:szCs w:val="24"/>
-        </w:rPr>
-      </w:pPr>
-      <w:r>
-        <w:rPr>
-          <w:rFonts w:hint="default" w:ascii="Times New Roman" w:hAnsi="Times New Roman" w:eastAsia="宋体" w:cs="Times New Roman"/>
-          <w:sz w:val="24"/>
-          <w:szCs w:val="24"/>
-        </w:rPr>
-        <w:t>Yeah Uh, the project will uh publish its code website, so I can uh fetch the code from the website and to um look into how they realize the function, and I can uh know more about the function of the code and so that I can be more familiar with the coding skill</w:t>
-      </w:r>
-    </w:p>
-    <w:p>
-      <w:pPr>
-        <w:rPr>
-          <w:rFonts w:hint="default" w:ascii="Times New Roman" w:hAnsi="Times New Roman" w:eastAsia="宋体" w:cs="Times New Roman"/>
-          <w:sz w:val="24"/>
-          <w:szCs w:val="24"/>
-          <w:lang w:val="en-US" w:eastAsia="zh-CN"/>
-        </w:rPr>
-      </w:pPr>
-    </w:p>
-    <w:p>
-      <w:pPr>
-        <w:rPr>
-          <w:rFonts w:hint="default" w:ascii="Times New Roman" w:hAnsi="Times New Roman" w:eastAsia="宋体" w:cs="Times New Roman"/>
-          <w:sz w:val="24"/>
-          <w:szCs w:val="24"/>
-          <w:lang w:val="en-US" w:eastAsia="zh-CN"/>
-        </w:rPr>
-      </w:pPr>
-      <w:r>
-        <w:rPr>
-          <w:rFonts w:hint="default" w:ascii="Times New Roman" w:hAnsi="Times New Roman" w:eastAsia="宋体" w:cs="Times New Roman"/>
-          <w:sz w:val="24"/>
-          <w:szCs w:val="24"/>
-          <w:lang w:val="en-US" w:eastAsia="zh-CN"/>
-        </w:rPr>
-        <w:t xml:space="preserve">Why do want you join our project </w:t>
-      </w:r>
-    </w:p>
-    <w:p>
-      <w:pPr>
-        <w:rPr>
-          <w:rFonts w:hint="default" w:ascii="Times New Roman" w:hAnsi="Times New Roman" w:eastAsia="宋体" w:cs="Times New Roman"/>
-          <w:sz w:val="24"/>
-          <w:szCs w:val="24"/>
-          <w:lang w:val="en-US" w:eastAsia="zh-CN"/>
-        </w:rPr>
-      </w:pPr>
-      <w:r>
-        <w:rPr>
-          <w:rFonts w:hint="default" w:ascii="Times New Roman" w:hAnsi="Times New Roman" w:eastAsia="宋体" w:cs="Times New Roman"/>
-          <w:sz w:val="24"/>
-          <w:szCs w:val="24"/>
-          <w:lang w:val="en-US" w:eastAsia="zh-CN"/>
-        </w:rPr>
-        <w:t>The difficulty you met in the MFN project</w:t>
-      </w:r>
-      <w:r>
-        <w:rPr>
           <w:rFonts w:hint="eastAsia" w:ascii="Times New Roman" w:hAnsi="Times New Roman" w:eastAsia="宋体" w:cs="Times New Roman"/>
           <w:sz w:val="24"/>
           <w:szCs w:val="24"/>
           <w:lang w:val="en-US" w:eastAsia="zh-CN"/>
         </w:rPr>
-        <w:t xml:space="preserve">  and tie it briefly to what you learned about yourself.</w:t>
-      </w:r>
-    </w:p>
-    <w:p>
-      <w:pPr>
-        <w:rPr>
-          <w:rFonts w:hint="default" w:ascii="Times New Roman" w:hAnsi="Times New Roman" w:eastAsia="宋体" w:cs="Times New Roman"/>
-          <w:sz w:val="24"/>
-          <w:szCs w:val="24"/>
-          <w:lang w:val="en-US" w:eastAsia="zh-CN"/>
-        </w:rPr>
-      </w:pPr>
-    </w:p>
-    <w:p>
-      <w:pPr>
-        <w:rPr>
-          <w:rFonts w:hint="default" w:ascii="Times New Roman" w:hAnsi="Times New Roman" w:eastAsia="宋体" w:cs="Times New Roman"/>
-          <w:sz w:val="24"/>
-          <w:szCs w:val="24"/>
-          <w:lang w:val="en-US" w:eastAsia="zh-CN"/>
-        </w:rPr>
-      </w:pPr>
-      <w:r>
-        <w:rPr>
-          <w:rFonts w:hint="eastAsia" w:ascii="Times New Roman" w:hAnsi="Times New Roman" w:eastAsia="宋体" w:cs="Times New Roman"/>
-          <w:sz w:val="24"/>
-          <w:szCs w:val="24"/>
-          <w:lang w:val="en-US" w:eastAsia="zh-CN"/>
-        </w:rPr>
-        <w:t>What can you do in the team （in future team work）</w:t>
+        <w:t xml:space="preserve">I wish to ..sharpen my research skills and learn more theory about automation and artifitial intelligence.and after that I want to go to the industry and apply what I </w:t>
       </w:r>
       <w:bookmarkStart w:id="0" w:name="_GoBack"/>
       <w:bookmarkEnd w:id="0"/>
-    </w:p>
-    <w:p>
-      <w:pPr>
+      <w:r>
         <w:rPr>
           <w:rFonts w:hint="eastAsia" w:ascii="Times New Roman" w:hAnsi="Times New Roman" w:eastAsia="宋体" w:cs="Times New Roman"/>
           <w:sz w:val="24"/>
           <w:szCs w:val="24"/>
           <w:lang w:val="en-US" w:eastAsia="zh-CN"/>
         </w:rPr>
-      </w:pPr>
-    </w:p>
-    <w:p>
-      <w:pPr>
-        <w:rPr>
-          <w:rFonts w:hint="default" w:ascii="Times New Roman" w:hAnsi="Times New Roman" w:eastAsia="宋体" w:cs="Times New Roman"/>
-          <w:sz w:val="24"/>
-          <w:szCs w:val="24"/>
-          <w:lang w:val="en-US" w:eastAsia="zh-CN"/>
-        </w:rPr>
-      </w:pPr>
+        <w:t>... this target motivates me a lot</w:t>
+      </w:r>
+    </w:p>
+    <w:p>
+      <w:pPr>
+        <w:rPr>
+          <w:rFonts w:hint="default" w:ascii="Times New Roman" w:hAnsi="Times New Roman" w:eastAsia="宋体" w:cs="Times New Roman"/>
+          <w:sz w:val="24"/>
+          <w:szCs w:val="24"/>
+          <w:lang w:val="en-US" w:eastAsia="zh-CN"/>
+        </w:rPr>
+      </w:pPr>
+    </w:p>
+    <w:p>
+      <w:pPr>
+        <w:rPr>
+          <w:rFonts w:hint="default" w:ascii="Times New Roman" w:hAnsi="Times New Roman" w:eastAsia="宋体" w:cs="Times New Roman"/>
+          <w:sz w:val="24"/>
+          <w:szCs w:val="24"/>
+          <w:lang w:val="en-US" w:eastAsia="zh-CN"/>
+        </w:rPr>
+      </w:pPr>
+      <w:r>
+        <w:rPr>
+          <w:rFonts w:hint="default" w:ascii="Times New Roman" w:hAnsi="Times New Roman" w:eastAsia="宋体" w:cs="Times New Roman"/>
+          <w:sz w:val="24"/>
+          <w:szCs w:val="24"/>
+          <w:lang w:val="en-US" w:eastAsia="zh-CN"/>
+        </w:rPr>
+        <w:t>Decribe a moment that you work under stress</w:t>
+      </w:r>
+    </w:p>
+    <w:p>
+      <w:pPr>
+        <w:rPr>
+          <w:rFonts w:hint="default" w:ascii="Times New Roman" w:hAnsi="Times New Roman" w:eastAsia="宋体" w:cs="Times New Roman"/>
+          <w:sz w:val="24"/>
+          <w:szCs w:val="24"/>
+          <w:lang w:val="en-US" w:eastAsia="zh-CN"/>
+        </w:rPr>
+      </w:pPr>
+      <w:r>
+        <w:rPr>
+          <w:rFonts w:hint="default" w:ascii="Times New Roman" w:hAnsi="Times New Roman" w:eastAsia="宋体" w:cs="Times New Roman"/>
+          <w:sz w:val="24"/>
+          <w:szCs w:val="24"/>
+          <w:lang w:val="en-US" w:eastAsia="zh-CN"/>
+        </w:rPr>
+        <w:t>What have you learned from the xxx</w:t>
+      </w:r>
+    </w:p>
+    <w:p>
+      <w:pPr>
+        <w:rPr>
+          <w:rFonts w:hint="default" w:ascii="Times New Roman" w:hAnsi="Times New Roman" w:eastAsia="宋体" w:cs="Times New Roman"/>
+          <w:sz w:val="24"/>
+          <w:szCs w:val="24"/>
+          <w:lang w:val="en-US" w:eastAsia="zh-CN"/>
+        </w:rPr>
+      </w:pPr>
+      <w:r>
+        <w:rPr>
+          <w:rFonts w:hint="default" w:ascii="Times New Roman" w:hAnsi="Times New Roman" w:eastAsia="宋体" w:cs="Times New Roman"/>
+          <w:sz w:val="24"/>
+          <w:szCs w:val="24"/>
+          <w:lang w:val="en-US" w:eastAsia="zh-CN"/>
+        </w:rPr>
+        <w:t>Future plan \what to do in future five years \职业规划</w:t>
+      </w:r>
+    </w:p>
+    <w:p>
+      <w:pPr>
+        <w:rPr>
+          <w:rFonts w:hint="default" w:ascii="Times New Roman" w:hAnsi="Times New Roman" w:eastAsia="宋体" w:cs="Times New Roman"/>
+          <w:sz w:val="24"/>
+          <w:szCs w:val="24"/>
+          <w:lang w:val="en-US" w:eastAsia="zh-CN"/>
+        </w:rPr>
+      </w:pPr>
+      <w:r>
+        <w:rPr>
+          <w:rFonts w:hint="default" w:ascii="Times New Roman" w:hAnsi="Times New Roman" w:eastAsia="宋体" w:cs="Times New Roman"/>
+          <w:sz w:val="24"/>
+          <w:szCs w:val="24"/>
+          <w:lang w:val="en-US" w:eastAsia="zh-CN"/>
+        </w:rPr>
+        <w:t>运动控制代码</w:t>
+      </w:r>
       <w:r>
         <w:rPr>
           <w:rFonts w:hint="eastAsia" w:ascii="Times New Roman" w:hAnsi="Times New Roman" w:eastAsia="宋体" w:cs="Times New Roman"/>
@@ -1016,6 +1049,350 @@
           <w:szCs w:val="24"/>
           <w:lang w:val="en-US" w:eastAsia="zh-CN"/>
         </w:rPr>
+        <w:t xml:space="preserve">  motion control code</w:t>
+      </w:r>
+    </w:p>
+    <w:p>
+      <w:pPr>
+        <w:rPr>
+          <w:rFonts w:hint="default" w:ascii="Times New Roman" w:hAnsi="Times New Roman" w:eastAsia="宋体" w:cs="Times New Roman"/>
+          <w:sz w:val="24"/>
+          <w:szCs w:val="24"/>
+          <w:lang w:val="en-US" w:eastAsia="zh-CN"/>
+        </w:rPr>
+      </w:pPr>
+    </w:p>
+    <w:p>
+      <w:pPr>
+        <w:rPr>
+          <w:rFonts w:hint="default" w:ascii="Times New Roman" w:hAnsi="Times New Roman" w:eastAsia="宋体" w:cs="Times New Roman"/>
+          <w:sz w:val="24"/>
+          <w:szCs w:val="24"/>
+          <w:lang w:val="en-US" w:eastAsia="zh-CN"/>
+        </w:rPr>
+      </w:pPr>
+      <w:r>
+        <w:rPr>
+          <w:rFonts w:hint="default" w:ascii="Times New Roman" w:hAnsi="Times New Roman" w:eastAsia="宋体" w:cs="Times New Roman"/>
+          <w:sz w:val="24"/>
+          <w:szCs w:val="24"/>
+          <w:lang w:val="en-US" w:eastAsia="zh-CN"/>
+        </w:rPr>
+        <w:t xml:space="preserve"> What can you contribute </w:t>
+      </w:r>
+    </w:p>
+    <w:p>
+      <w:pPr>
+        <w:rPr>
+          <w:rFonts w:hint="default" w:ascii="Times New Roman" w:hAnsi="Times New Roman" w:eastAsia="宋体" w:cs="Times New Roman"/>
+          <w:sz w:val="24"/>
+          <w:szCs w:val="24"/>
+          <w:lang w:val="en-US" w:eastAsia="zh-CN"/>
+        </w:rPr>
+      </w:pPr>
+      <w:r>
+        <w:rPr>
+          <w:rFonts w:hint="default" w:ascii="Times New Roman" w:hAnsi="Times New Roman" w:eastAsia="宋体" w:cs="Times New Roman"/>
+          <w:sz w:val="24"/>
+          <w:szCs w:val="24"/>
+          <w:lang w:val="en-US" w:eastAsia="zh-CN"/>
+        </w:rPr>
+        <w:t>My failure</w:t>
+      </w:r>
+    </w:p>
+    <w:p>
+      <w:pPr>
+        <w:rPr>
+          <w:rFonts w:hint="default" w:ascii="Times New Roman" w:hAnsi="Times New Roman" w:eastAsia="宋体" w:cs="Times New Roman"/>
+          <w:sz w:val="24"/>
+          <w:szCs w:val="24"/>
+        </w:rPr>
+      </w:pPr>
+      <w:r>
+        <w:rPr>
+          <w:rFonts w:hint="default" w:ascii="Times New Roman" w:hAnsi="Times New Roman" w:eastAsia="宋体" w:cs="Times New Roman"/>
+          <w:sz w:val="24"/>
+          <w:szCs w:val="24"/>
+          <w:lang w:val="en-US" w:eastAsia="zh-CN"/>
+        </w:rPr>
+        <w:t xml:space="preserve"> </w:t>
+      </w:r>
+      <w:r>
+        <w:rPr>
+          <w:rFonts w:hint="default" w:ascii="Times New Roman" w:hAnsi="Times New Roman" w:eastAsia="宋体" w:cs="Times New Roman"/>
+          <w:sz w:val="24"/>
+          <w:szCs w:val="24"/>
+        </w:rPr>
+        <w:t>" In the National Undergraduate Electronics Design Contest, we had to finish a project within three days. We struggled with the PID tuning, but kept trying. In the end, we only completed a small part and got a low score."</w:t>
+      </w:r>
+    </w:p>
+    <w:p>
+      <w:pPr>
+        <w:rPr>
+          <w:rFonts w:hint="default" w:ascii="Times New Roman" w:hAnsi="Times New Roman" w:eastAsia="宋体" w:cs="Times New Roman"/>
+          <w:sz w:val="24"/>
+          <w:szCs w:val="24"/>
+          <w:lang w:val="en-US" w:eastAsia="zh-CN"/>
+        </w:rPr>
+      </w:pPr>
+      <w:r>
+        <w:rPr>
+          <w:rFonts w:hint="default" w:ascii="Times New Roman" w:hAnsi="Times New Roman" w:eastAsia="宋体" w:cs="Times New Roman"/>
+          <w:sz w:val="24"/>
+          <w:szCs w:val="24"/>
+          <w:lang w:val="en-US" w:eastAsia="zh-CN"/>
+        </w:rPr>
+        <w:t>What have you learned</w:t>
+      </w:r>
+    </w:p>
+    <w:p>
+      <w:pPr>
+        <w:rPr>
+          <w:rFonts w:hint="default" w:ascii="Times New Roman" w:hAnsi="Times New Roman" w:eastAsia="宋体" w:cs="Times New Roman"/>
+          <w:sz w:val="24"/>
+          <w:szCs w:val="24"/>
+          <w:lang w:val="en-US" w:eastAsia="zh-CN"/>
+        </w:rPr>
+      </w:pPr>
+      <w:r>
+        <w:rPr>
+          <w:rFonts w:hint="default" w:ascii="Times New Roman" w:hAnsi="Times New Roman" w:eastAsia="宋体" w:cs="Times New Roman"/>
+          <w:sz w:val="24"/>
+          <w:szCs w:val="24"/>
+          <w:lang w:val="en-US" w:eastAsia="zh-CN"/>
+        </w:rPr>
+        <w:t xml:space="preserve">What skill do you want to get  what will you do </w:t>
+      </w:r>
+    </w:p>
+    <w:p>
+      <w:pPr>
+        <w:rPr>
+          <w:rFonts w:hint="default" w:ascii="Times New Roman" w:hAnsi="Times New Roman" w:eastAsia="宋体" w:cs="Times New Roman"/>
+          <w:sz w:val="24"/>
+          <w:szCs w:val="24"/>
+        </w:rPr>
+      </w:pPr>
+      <w:r>
+        <w:rPr>
+          <w:rFonts w:hint="default" w:ascii="Times New Roman" w:hAnsi="Times New Roman" w:eastAsia="宋体" w:cs="Times New Roman"/>
+          <w:sz w:val="24"/>
+          <w:szCs w:val="24"/>
+        </w:rPr>
+        <w:t>Yeah Uh, the project will uh publish its code website, so I can uh fetch the code from the website and to um look into how they realize the function, and I can uh know more about the function of the code and so that I can be more familiar with the coding skill</w:t>
+      </w:r>
+    </w:p>
+    <w:p>
+      <w:pPr>
+        <w:rPr>
+          <w:rFonts w:hint="default" w:ascii="Times New Roman" w:hAnsi="Times New Roman" w:eastAsia="宋体" w:cs="Times New Roman"/>
+          <w:sz w:val="24"/>
+          <w:szCs w:val="24"/>
+          <w:lang w:val="en-US" w:eastAsia="zh-CN"/>
+        </w:rPr>
+      </w:pPr>
+    </w:p>
+    <w:p>
+      <w:pPr>
+        <w:rPr>
+          <w:rFonts w:hint="default" w:ascii="Times New Roman" w:hAnsi="Times New Roman" w:eastAsia="宋体" w:cs="Times New Roman"/>
+          <w:sz w:val="24"/>
+          <w:szCs w:val="24"/>
+          <w:lang w:val="en-US" w:eastAsia="zh-CN"/>
+        </w:rPr>
+      </w:pPr>
+      <w:r>
+        <w:rPr>
+          <w:rFonts w:hint="default" w:ascii="Times New Roman" w:hAnsi="Times New Roman" w:eastAsia="宋体" w:cs="Times New Roman"/>
+          <w:sz w:val="24"/>
+          <w:szCs w:val="24"/>
+          <w:lang w:val="en-US" w:eastAsia="zh-CN"/>
+        </w:rPr>
+        <w:t xml:space="preserve">Why do want you join our project </w:t>
+      </w:r>
+    </w:p>
+    <w:p>
+      <w:pPr>
+        <w:rPr>
+          <w:rFonts w:hint="default" w:ascii="Times New Roman" w:hAnsi="Times New Roman" w:eastAsia="宋体" w:cs="Times New Roman"/>
+          <w:sz w:val="24"/>
+          <w:szCs w:val="24"/>
+          <w:lang w:val="en-US" w:eastAsia="zh-CN"/>
+        </w:rPr>
+      </w:pPr>
+    </w:p>
+    <w:p>
+      <w:pPr>
+        <w:rPr>
+          <w:rFonts w:hint="default" w:ascii="Times New Roman" w:hAnsi="Times New Roman" w:eastAsia="宋体" w:cs="Times New Roman"/>
+          <w:sz w:val="24"/>
+          <w:szCs w:val="24"/>
+          <w:lang w:val="en-US" w:eastAsia="zh-CN"/>
+        </w:rPr>
+      </w:pPr>
+      <w:r>
+        <w:rPr>
+          <w:rFonts w:hint="default" w:ascii="Times New Roman" w:hAnsi="Times New Roman" w:eastAsia="宋体" w:cs="Times New Roman"/>
+          <w:sz w:val="24"/>
+          <w:szCs w:val="24"/>
+          <w:lang w:val="en-US" w:eastAsia="zh-CN"/>
+        </w:rPr>
+        <w:t>The difficulty you met in the MFN project  and tie it briefly to what you learned about yourself</w:t>
+      </w:r>
+      <w:r>
+        <w:rPr>
+          <w:rFonts w:hint="eastAsia" w:ascii="Times New Roman" w:hAnsi="Times New Roman" w:eastAsia="宋体" w:cs="Times New Roman"/>
+          <w:sz w:val="24"/>
+          <w:szCs w:val="24"/>
+          <w:lang w:val="en-US" w:eastAsia="zh-CN"/>
+        </w:rPr>
+        <w:t>/</w:t>
+      </w:r>
+      <w:r>
+        <w:rPr>
+          <w:rFonts w:hint="default" w:ascii="Times New Roman" w:hAnsi="Times New Roman" w:eastAsia="宋体" w:cs="Times New Roman"/>
+          <w:sz w:val="24"/>
+          <w:szCs w:val="24"/>
+          <w:lang w:val="en-US" w:eastAsia="zh-CN"/>
+        </w:rPr>
+        <w:t>Describe : solve a tough problem by yourself</w:t>
+      </w:r>
+    </w:p>
+    <w:p>
+      <w:pPr>
+        <w:rPr>
+          <w:rFonts w:hint="default" w:ascii="Times New Roman" w:hAnsi="Times New Roman" w:eastAsia="宋体" w:cs="Times New Roman"/>
+          <w:sz w:val="24"/>
+          <w:szCs w:val="24"/>
+          <w:lang w:val="en-US" w:eastAsia="zh-CN"/>
+        </w:rPr>
+      </w:pPr>
+      <w:r>
+        <w:rPr>
+          <w:rFonts w:hint="default" w:ascii="Times New Roman" w:hAnsi="Times New Roman" w:eastAsia="宋体" w:cs="Times New Roman"/>
+          <w:sz w:val="24"/>
+          <w:szCs w:val="24"/>
+        </w:rPr>
+        <w:t>"One of the biggest challenges was training a model to predict temporal distance." "Our early results were weak, so we analyzed the data and expanded the training set. After retraining, performance improved. I learned to Analyze problems systematically and stay patient through iteration."</w:t>
+      </w:r>
+    </w:p>
+    <w:p>
+      <w:pPr>
+        <w:rPr>
+          <w:rFonts w:hint="default" w:ascii="Times New Roman" w:hAnsi="Times New Roman" w:eastAsia="宋体" w:cs="Times New Roman"/>
+          <w:sz w:val="24"/>
+          <w:szCs w:val="24"/>
+          <w:lang w:val="en-US" w:eastAsia="zh-CN"/>
+        </w:rPr>
+      </w:pPr>
+    </w:p>
+    <w:p>
+      <w:pPr>
+        <w:rPr>
+          <w:rFonts w:hint="default" w:ascii="Times New Roman" w:hAnsi="Times New Roman" w:eastAsia="宋体" w:cs="Times New Roman"/>
+          <w:sz w:val="24"/>
+          <w:szCs w:val="24"/>
+          <w:lang w:val="en-US" w:eastAsia="zh-CN"/>
+        </w:rPr>
+      </w:pPr>
+      <w:r>
+        <w:rPr>
+          <w:rFonts w:hint="default" w:ascii="Times New Roman" w:hAnsi="Times New Roman" w:eastAsia="宋体" w:cs="Times New Roman"/>
+          <w:sz w:val="24"/>
+          <w:szCs w:val="24"/>
+          <w:lang w:val="en-US" w:eastAsia="zh-CN"/>
+        </w:rPr>
+        <w:t>What can you do in the team （in future team work）</w:t>
+      </w:r>
+    </w:p>
+    <w:p>
+      <w:pPr>
+        <w:rPr>
+          <w:rFonts w:hint="default" w:ascii="Times New Roman" w:hAnsi="Times New Roman" w:eastAsia="宋体" w:cs="Times New Roman"/>
+          <w:sz w:val="24"/>
+          <w:szCs w:val="24"/>
+          <w:lang w:val="en-US" w:eastAsia="zh-CN"/>
+        </w:rPr>
+      </w:pPr>
+      <w:r>
+        <w:rPr>
+          <w:rFonts w:hint="default" w:ascii="Times New Roman" w:hAnsi="Times New Roman" w:eastAsia="宋体" w:cs="Times New Roman"/>
+          <w:sz w:val="24"/>
+          <w:szCs w:val="24"/>
+          <w:lang w:val="en-US" w:eastAsia="zh-CN"/>
+        </w:rPr>
+        <w:t xml:space="preserve">Why should we choose you </w:t>
+      </w:r>
+    </w:p>
+    <w:p>
+      <w:pPr>
+        <w:rPr>
+          <w:rFonts w:hint="default" w:ascii="Times New Roman" w:hAnsi="Times New Roman" w:eastAsia="宋体" w:cs="Times New Roman"/>
+          <w:sz w:val="24"/>
+          <w:szCs w:val="24"/>
+        </w:rPr>
+      </w:pPr>
+      <w:r>
+        <w:rPr>
+          <w:rFonts w:hint="default" w:ascii="Times New Roman" w:hAnsi="Times New Roman" w:cs="Times New Roman"/>
+          <w:sz w:val="24"/>
+          <w:szCs w:val="24"/>
+        </w:rPr>
+        <w:t>my background combines a solid foundation in control theory and embedded systems with hands-on experience in modern learning-based robotics</w:t>
+      </w:r>
+      <w:r>
+        <w:rPr>
+          <w:rFonts w:hint="default" w:ascii="Times New Roman" w:hAnsi="Times New Roman" w:cs="Times New Roman"/>
+          <w:sz w:val="24"/>
+          <w:szCs w:val="24"/>
+          <w:lang w:val="en-US" w:eastAsia="zh-CN"/>
+        </w:rPr>
+        <w:t>,</w:t>
+      </w:r>
+      <w:r>
+        <w:rPr>
+          <w:rFonts w:hint="default" w:ascii="Times New Roman" w:hAnsi="Times New Roman" w:eastAsia="宋体" w:cs="Times New Roman"/>
+          <w:sz w:val="24"/>
+          <w:szCs w:val="24"/>
+        </w:rPr>
+        <w:t>I can contribute both theoretical understanding and practical coding skills.</w:t>
+      </w:r>
+    </w:p>
+    <w:p>
+      <w:pPr>
+        <w:rPr>
+          <w:rFonts w:hint="default" w:ascii="Times New Roman" w:hAnsi="Times New Roman" w:eastAsia="宋体" w:cs="Times New Roman"/>
+          <w:sz w:val="24"/>
+          <w:szCs w:val="24"/>
+          <w:lang w:val="en-US" w:eastAsia="zh-CN"/>
+        </w:rPr>
+      </w:pPr>
+    </w:p>
+    <w:p>
+      <w:pPr>
+        <w:rPr>
+          <w:rFonts w:hint="default" w:ascii="Times New Roman" w:hAnsi="Times New Roman" w:eastAsia="宋体" w:cs="Times New Roman"/>
+          <w:sz w:val="24"/>
+          <w:szCs w:val="24"/>
+          <w:lang w:val="en-US" w:eastAsia="zh-CN"/>
+        </w:rPr>
+      </w:pPr>
+    </w:p>
+    <w:p>
+      <w:pPr>
+        <w:rPr>
+          <w:rFonts w:hint="default" w:ascii="Times New Roman" w:hAnsi="Times New Roman" w:eastAsia="宋体" w:cs="Times New Roman"/>
+          <w:sz w:val="24"/>
+          <w:szCs w:val="24"/>
+          <w:lang w:val="en-US" w:eastAsia="zh-CN"/>
+        </w:rPr>
+      </w:pPr>
+      <w:r>
+        <w:rPr>
+          <w:rFonts w:hint="default" w:ascii="Times New Roman" w:hAnsi="Times New Roman" w:eastAsia="宋体" w:cs="Times New Roman"/>
+          <w:sz w:val="24"/>
+          <w:szCs w:val="24"/>
+          <w:lang w:val="en-US" w:eastAsia="zh-CN"/>
+        </w:rPr>
         <w:t>Long term plan</w:t>
       </w:r>
     </w:p>
@@ -1028,16 +1405,6 @@
           <w:lang w:val="en-US" w:eastAsia="zh-CN"/>
         </w:rPr>
       </w:pPr>
-    </w:p>
-    <w:p>
-      <w:pPr>
-        <w:rPr>
-          <w:rFonts w:hint="default" w:ascii="Times New Roman" w:hAnsi="Times New Roman" w:eastAsia="宋体" w:cs="Times New Roman"/>
-          <w:sz w:val="24"/>
-          <w:szCs w:val="24"/>
-          <w:lang w:val="en-US" w:eastAsia="zh-CN"/>
-        </w:rPr>
-      </w:pPr>
       <w:r>
         <w:rPr>
           <w:rFonts w:hint="eastAsia" w:ascii="Times New Roman" w:hAnsi="Times New Roman" w:eastAsia="宋体" w:cs="Times New Roman"/>
@@ -1045,7 +1412,35 @@
           <w:szCs w:val="24"/>
           <w:lang w:val="en-US" w:eastAsia="zh-CN"/>
         </w:rPr>
-        <w:t xml:space="preserve">Why should we choose you </w:t>
+        <w:t>I wish to sharpen my research skills and learn more theory about embodied intelligence and reinforcement learning, and in the future ,I would like to go to the industry and apply the theorectical knowledge to the real projects.</w:t>
+      </w:r>
+    </w:p>
+    <w:p>
+      <w:pPr>
+        <w:rPr>
+          <w:rFonts w:hint="default" w:ascii="Times New Roman" w:hAnsi="Times New Roman" w:eastAsia="宋体" w:cs="Times New Roman"/>
+          <w:sz w:val="24"/>
+          <w:szCs w:val="24"/>
+          <w:lang w:val="en-US" w:eastAsia="zh-CN"/>
+        </w:rPr>
+      </w:pPr>
+    </w:p>
+    <w:p>
+      <w:pPr>
+        <w:rPr>
+          <w:rFonts w:hint="default" w:ascii="Times New Roman" w:hAnsi="Times New Roman" w:eastAsia="宋体" w:cs="Times New Roman"/>
+          <w:sz w:val="24"/>
+          <w:szCs w:val="24"/>
+          <w:lang w:val="en-US" w:eastAsia="zh-CN"/>
+        </w:rPr>
+      </w:pPr>
+      <w:r>
+        <w:rPr>
+          <w:rFonts w:hint="default" w:ascii="Times New Roman" w:hAnsi="Times New Roman" w:eastAsia="宋体" w:cs="Times New Roman"/>
+          <w:sz w:val="24"/>
+          <w:szCs w:val="24"/>
+        </w:rPr>
+        <w:t>"I want to strengthen my grasp of embodied AI and reinforcement learning, especially how to design and debug learning pipelines."</w:t>
       </w:r>
     </w:p>
     <w:sectPr>
